--- a/menina_elefante/saidas/A_Menina_Elefante_V3_Parte_V.docx
+++ b/menina_elefante/saidas/A_Menina_Elefante_V3_Parte_V.docx
@@ -53,7 +53,7 @@
           <w:sz w:val="22"/>
           <w:szCs w:val="22"/>
         </w:rPr>
-        <w:t xml:space="preserve">2020–2023</w:t>
+        <w:t xml:space="preserve">2020–2022</w:t>
       </w:r>
     </w:p>
     <w:p>
@@ -220,7 +220,7 @@
     </w:p>
     <w:p>
       <w:r>
-        <w:t xml:space="preserve">Ele entendia de investimento. Sempre tinha entendido; lia sobre isso desde o tempo da flanela, falava de juros compostos em pedido de casamento. Nas noites de sexta, depois da planilha da casa, ficava vendo vídeos sobre bolsa, sobre fundos, sobre como os brasileiros no Japão deixavam o dinheiro parado no banco sem render nada. Eu olhei para aquilo e vi um curso.</w:t>
+        <w:t xml:space="preserve">Ele entendia de investimento. Sempre tinha entendido; lia sobre isso desde o tempo da maquete de geografia, falava de juros compostos em pedido de casamento. Nas noites de sexta, depois da planilha da casa, ficava vendo vídeos sobre bolsa, sobre fundos, sobre como os brasileiros no Japão deixavam o dinheiro parado no banco sem render nada. Eu olhei para aquilo e vi um curso.</w:t>
       </w:r>
     </w:p>
     <w:p>
@@ -758,7 +758,7 @@
     </w:p>
     <w:p>
       <w:r>
-        <w:t xml:space="preserve">Eu estava de chapéu de palha, máscara, calça branca, puxando uma mala de rodinha cor-de-rosa-choque que a Ayumi tinha escolhido, e a Mity segurava o cartão de embarque das duas como se fosse um documento de Estado. No saguão, enquanto a gente esperava, eu olhei pela janela os aviões parados e pensei que um avião precisa usar toda a força do motor para sair do chão. Depois que sobe, fica mais fácil. Pensei isso e fiquei com vergonha de ter pensado uma coisa tão bonita, e não disse para ninguém.</w:t>
+        <w:t xml:space="preserve">Eu estava de chapéu de palha, máscara, calça branca, puxando uma mala de rodinha cor-de-rosa-choque que a Mity tinha escolhido, e a Ayumi segurava o cartão de embarque das duas como se fosse um documento de Estado. No saguão, enquanto a gente esperava, eu olhei pela janela os aviões parados e pensei que um avião precisa usar toda a força do motor para sair do chão. Depois que sobe, fica mais fácil. Pensei isso e fiquei com vergonha de ter pensado uma coisa tão bonita, e não disse para ninguém.</w:t>
       </w:r>
     </w:p>
     <w:p>
@@ -1742,7 +1742,7 @@
           <w:sz w:val="19"/>
           <w:szCs w:val="19"/>
         </w:rPr>
-        <w:t xml:space="preserve">CAPÍTULO 24 · 2022–2023</w:t>
+        <w:t xml:space="preserve">CAPÍTULO 24 · 2022</w:t>
       </w:r>
     </w:p>
     <w:p>
@@ -1841,36 +1841,7 @@
         <w:ind w:firstLine="0"/>
       </w:pPr>
       <w:r>
-        <w:t xml:space="preserve">A primeira venda levou quase três meses.</w:t>
-      </w:r>
-    </w:p>
-    <w:p>
-      <w:r>
-        <w:t xml:space="preserve">Era um casal jovem, ele de fábrica de autopeças, ela de fábrica de bentō, com um bebê de colo e uma pasta de documentos mais bagunçada do que qualquer uma que eu tinha visto na ótica. A gente passou noites organizando aquela pasta na mesa da nossa cozinha, cada papel no seu plástico, com etiqueta escrita à mão. O primeiro banco recusou. O segundo também. O terceiro aprovou. Quando o Kousuke me mostrou a mensagem do banco no celular, eu estava lavando louça, e fiquei com as mãos cheias de espuma, sem conseguir pegar o celular, olhando a tela por cima do ombro dele, lendo a palavra em japonês que eu tinha aprendido a reconhecer de tanto esperar por ela.</w:t>
-      </w:r>
-    </w:p>
-    <w:p>
-      <w:r>
-        <w:t xml:space="preserve">Depois vieram outras. Uma a cada dois ou três meses. Depois uma por mês. Depois, sem que a gente soubesse direito como, duas, três casas no mesmo mês.</w:t>
-      </w:r>
-    </w:p>
-    <w:p>
-      <w:pPr>
-        <w:keepNext/>
-        <w:spacing w:before="200" w:after="200"/>
-        <w:ind w:firstLine="0"/>
-        <w:jc w:val="center"/>
-      </w:pPr>
-      <w:r>
-        <w:t xml:space="preserve">*   *   *</w:t>
-      </w:r>
-    </w:p>
-    <w:p>
-      <w:pPr>
-        <w:ind w:firstLine="0"/>
-      </w:pPr>
-      <w:r>
-        <w:t xml:space="preserve">Foi no meio disso, num outono, que eu descobri que estava grávida da terceira.</w:t>
+        <w:t xml:space="preserve">Três semanas depois de voltar, com as malas ainda abertas no corredor, eu descobri que estava grávida da terceira. Pelas contas da médica, ela tinha vindo com a gente do Brasil. Tinha atravessado a COVID na Bahia e a noite no aeroporto da Alemanha sem que ninguém soubesse, nem eu.</w:t>
       </w:r>
     </w:p>
     <w:p>
@@ -1885,7 +1856,7 @@
     </w:p>
     <w:p>
       <w:r>
-        <w:t xml:space="preserve">Naquela noite, sem conseguir dormir, eu abri no celular a pasta de fotos antigas e procurei, sem saber por quê, a foto da ponte. A do bungee de cinquenta metros, dois anos antes. Eu, de capacete, lá em cima, na beira da plataforma, com um sorriso esticado e as mãos agarradas ao arnês. Fiquei olhando aquela foto por muito tempo. Os medos eram diferentes. Mas eram iguais. Medo era medo.</w:t>
+        <w:t xml:space="preserve">Naquela noite, sem conseguir dormir, eu abri no celular a pasta de fotos antigas e procurei, sem saber por quê, a foto da ponte. A do bungee de cinquenta metros, um ano e pouco antes. Eu, de capacete, lá em cima, na beira da plataforma, com um sorriso esticado e as mãos agarradas ao arnês. Fiquei olhando aquela foto por muito tempo. Os medos eram diferentes. Mas eram iguais. Medo era medo.</w:t>
       </w:r>
     </w:p>
     <w:p>
@@ -1909,12 +1880,41 @@
         <w:ind w:firstLine="0"/>
       </w:pPr>
       <w:r>
-        <w:t xml:space="preserve">A Tiemi nasceu no ano seguinte, pequena, cabeluda, com uma franja preta que já nasceu grande demais para os olhos.</w:t>
+        <w:t xml:space="preserve">A primeira venda levou quase três meses. Eu fui a todas as reuniões com a barriga crescendo por baixo do blazer, que no fim já não fechava.</w:t>
       </w:r>
     </w:p>
     <w:p>
       <w:r>
-        <w:t xml:space="preserve">Eu estava deitada na cama do hospital, com ela dormindo no meu peito, embrulhada num cobertor branco de hospital japonês, dobrado com a precisão de um origami. O quarto estava quieto. O Kousuke tinha levado as irmãs para ver o bebê pelo vidro e depois para comer alguma coisa. Pela janela entrava uma luz de fim de tarde, e a respiração da Tiemi fazia um barulhinho de chaleira longe.</w:t>
+        <w:t xml:space="preserve">Era um casal jovem, ele de fábrica de autopeças, ela de fábrica de bentō, com um bebê de colo e uma pasta de documentos mais bagunçada do que qualquer uma que eu tinha visto na ótica. A gente passou noites organizando aquela pasta na mesa da nossa cozinha, cada papel no seu plástico, com etiqueta escrita à mão. O primeiro banco recusou. O segundo também. O terceiro aprovou. Quando o Kousuke me mostrou a mensagem do banco no celular, eu estava lavando louça, e fiquei com as mãos cheias de espuma, sem conseguir pegar o celular, olhando a tela por cima do ombro dele, lendo a palavra em japonês que eu tinha aprendido a reconhecer de tanto esperar por ela.</w:t>
+      </w:r>
+    </w:p>
+    <w:p>
+      <w:r>
+        <w:t xml:space="preserve">Depois vieram outras. Uma a cada dois ou três meses. Depois uma por mês. No ano seguinte, sem que a gente soubesse direito como, duas, três casas no mesmo mês.</w:t>
+      </w:r>
+    </w:p>
+    <w:p>
+      <w:pPr>
+        <w:keepNext/>
+        <w:spacing w:before="200" w:after="200"/>
+        <w:ind w:firstLine="0"/>
+        <w:jc w:val="center"/>
+      </w:pPr>
+      <w:r>
+        <w:t xml:space="preserve">*   *   *</w:t>
+      </w:r>
+    </w:p>
+    <w:p>
+      <w:pPr>
+        <w:ind w:firstLine="0"/>
+      </w:pPr>
+      <w:r>
+        <w:t xml:space="preserve">A Tiemi nasceu em outubro, pequena, cabeluda, com uma franja preta que já nasceu grande demais para os olhos.</w:t>
+      </w:r>
+    </w:p>
+    <w:p>
+      <w:r>
+        <w:t xml:space="preserve">Eu estava deitada na cama do hospital, com ela dormindo no meu peito, embrulhada num cobertor branco de hospital japonês, dobrado com a precisão de um origami. O quarto estava quieto. O Kousuke tinha ido buscar as irmãs na escola. Pela janela entrava uma luz de fim de tarde, e a respiração da Tiemi fazia um barulhinho de chaleira longe.</w:t>
       </w:r>
     </w:p>
     <w:p>

--- a/menina_elefante/saidas/A_Menina_Elefante_V3_Parte_V.docx
+++ b/menina_elefante/saidas/A_Menina_Elefante_V3_Parte_V.docx
@@ -220,7 +220,7 @@
     </w:p>
     <w:p>
       <w:r>
-        <w:t xml:space="preserve">Ele entendia de investimento. Sempre tinha entendido; lia sobre isso desde o tempo da maquete de geografia, falava de juros compostos em pedido de casamento. Nas noites de sexta, depois da planilha da casa, ficava vendo vídeos sobre bolsa, sobre fundos, sobre como os brasileiros no Japão deixavam o dinheiro parado no banco sem render nada. Eu olhei para aquilo e vi um curso.</w:t>
+        <w:t xml:space="preserve">Ele entendia de investimento. Sempre tinha entendido; lia sobre isso desde o tempo das listas de física, falava de juros compostos em pedido de casamento. Nas noites de sexta, depois da planilha da casa, ficava vendo vídeos sobre bolsa, sobre fundos, sobre como os brasileiros no Japão deixavam o dinheiro parado no banco sem render nada. Eu olhei para aquilo e vi um curso.</w:t>
       </w:r>
     </w:p>
     <w:p>
@@ -704,27 +704,27 @@
     </w:p>
     <w:p>
       <w:r>
-        <w:t xml:space="preserve">A ideia tinha chegado antes de qualquer outra coisa, no meio de 2021, como chegam as ideias que dão certo nos filmes: de repente, inteira, brilhante. Okinawa. O turismo voltando depois do pior da pandemia. Praias, estradas, estacionamentos cheios de carros alugados. E um food truck brasileiro, com pastel. Pastel de carne, de queijo, de palmito, frito na hora, massa fina, estourando bolha, do jeito que a feira da minha cidade fazia e que nenhum japonês de Okinawa conhecia.</w:t>
+        <w:t xml:space="preserve">A ideia tinha chegado antes de qualquer outra coisa, no meio de 2021, como chegam as ideias que dão certo nos filmes: de repente, inteira, brilhante. Okinawa. O turismo voltando depois do pior da pandemia. Praias, estradas, estacionamentos cheios de carros alugados. E um food truck com um prato que a gente mesmo inventou e batizou de Surf and Turf: uma tigela de arroz com alho, frutos do mar fritos por cima, peixe, lula e camarão, e torresmo a pururuca, e por cima de tudo um vinagrete de cebola roxa apimentada. O mar e a terra na mesma tigela. Okinawa come porco de todo jeito, a orelha, a barriga, o pé, mas ninguém ali tinha visto um torresmo estourar a pururuca.</w:t>
       </w:r>
     </w:p>
     <w:p>
       <w:r>
-        <w:t xml:space="preserve">— Pastel é japonês — disse o Kousuke, na primeira conversa. — Foi imigrante japonês que inventou no Brasil. Vai ser uma volta para casa.</w:t>
+        <w:t xml:space="preserve">— Torresmo com camarão? — disse o Kousuke, na primeira conversa. — Ninguém vai entender.</w:t>
       </w:r>
     </w:p>
     <w:p>
       <w:r>
-        <w:t xml:space="preserve">— Isso é verdade?</w:t>
+        <w:t xml:space="preserve">— Vão entender quando provarem.</w:t>
       </w:r>
     </w:p>
     <w:p>
       <w:r>
-        <w:t xml:space="preserve">— É o que dizem.</w:t>
+        <w:t xml:space="preserve">— E se não provarem?</w:t>
       </w:r>
     </w:p>
     <w:p>
       <w:r>
-        <w:t xml:space="preserve">— Então vai ser um sucesso.</w:t>
+        <w:t xml:space="preserve">— Vão provar. É só pôr o alho no óleo perto da praia.</w:t>
       </w:r>
     </w:p>
     <w:p>
@@ -777,7 +777,7 @@
         <w:ind w:firstLine="0"/>
       </w:pPr>
       <w:r>
-        <w:t xml:space="preserve">As primeiras semanas foram de preparação. O truck, a licença, o fornecedor de farinha, o óleo. O gerador que falhava. A cozinha do apartamento alugado virou uma fábrica de massa de pastel, com a Mity e a Ayumi fechando os pastéis com o garfo na borda, apertando demais, abrindo buracos, rindo. O Kousuke fazia as contas e dirigia. Eu fritava.</w:t>
+        <w:t xml:space="preserve">As primeiras semanas foram de preparação. O truck, a licença, o fornecedor de frutos do mar, o óleo. O gerador que falhava. A cozinha do apartamento alugado virou um laboratório: a pele de porco secando numa grade para estourar depois, a panela de arroz com alho, a cebola roxa curtindo no vinagre com pimenta. A Ayumi e a Mity provavam o vinagrete com a ponta do dedo, faziam careta e pediam mais. O Kousuke fazia as contas e dirigia. Eu fritava.</w:t>
       </w:r>
     </w:p>
     <w:p>
@@ -816,12 +816,12 @@
     </w:p>
     <w:p>
       <w:r>
-        <w:t xml:space="preserve">Estacionamos num terreno perto de uma praia movimentada, montamos o toldo, ligamos o gerador, que funcionou na segunda tentativa. Pus a primeira massa no óleo. O cheiro subiu, aquele cheiro de feira de domingo, de infância, de tia fritando pastel para a família de doze irmãos, e eu fiquei com os olhos cheios d'água atrás da máscara.</w:t>
+        <w:t xml:space="preserve">Estacionamos num terreno perto de uma praia movimentada, montamos o toldo, ligamos o gerador, que funcionou na segunda tentativa. Joguei o primeiro punhado de alho no óleo. O cheiro subiu, aquele cheiro de almoço de domingo, de infância, de tia fritando torresmo para a família de doze irmãos, e eu fiquei com os olhos cheios d'água atrás da máscara.</w:t>
       </w:r>
     </w:p>
     <w:p>
       <w:r>
-        <w:t xml:space="preserve">Os primeiros clientes foram curiosos. Japoneses de férias que olhavam o cardápio com desconfiança, apontavam para a foto, experimentavam de pé, com o pastel pingando óleo no papel, e faziam aquela cara de surpresa boa que os japoneses fazem quando uma coisa é melhor do que esperavam. Um senhor voltou no dia seguinte com a família inteira. Uma moça fotografou o pastel de todos os ângulos antes de comer.</w:t>
+        <w:t xml:space="preserve">Os primeiros clientes foram curiosos. Japoneses de férias que olhavam o cardápio com desconfiança, apontavam para a foto, experimentavam de pé, com a tigela de papel na mão e o torresmo estalando no dente, e faziam aquela cara de surpresa boa que os japoneses fazem quando uma coisa é melhor do que esperavam. Um senhor voltou no dia seguinte com a família inteira. Uma moça fotografou a tigela de todos os ângulos antes de comer.</w:t>
       </w:r>
     </w:p>
     <w:p>
@@ -841,7 +841,7 @@
     </w:p>
     <w:p>
       <w:r>
-        <w:t xml:space="preserve">Nas semanas seguintes, as praias esvaziaram. Os estacionamentos esvaziaram. Os carros alugados sumiram. A gente continuou abrindo o truck, todos os dias, por teimosia, e fritava dez pastéis numa tarde inteira, e jogava fora a massa que sobrava, e ligava o gerador que falhava para iluminar um terreno onde não havia ninguém.</w:t>
+        <w:t xml:space="preserve">Nas semanas seguintes, as praias esvaziaram. Os estacionamentos esvaziaram. Os carros alugados sumiram. A gente continuou abrindo o truck, todos os dias, por teimosia, e vendia dez tigelas numa tarde inteira, e jogava fora o arroz que sobrava, e ligava o gerador que falhava para iluminar um terreno onde não havia ninguém.</w:t>
       </w:r>
     </w:p>
     <w:p>
@@ -990,7 +990,7 @@
           <w:sz w:val="22"/>
           <w:szCs w:val="22"/>
         </w:rPr>
-        <w:t xml:space="preserve">O dinheiro que a gente não tinha, a planilha que dependia de um feriado, o gerador falhando para iluminar um terreno vazio. Eu fritava dez pastéis numa tarde e jogava fora a massa que sobrava. Parecia o fim.</w:t>
+        <w:t xml:space="preserve">O dinheiro que a gente não tinha, a planilha que dependia de um feriado, o gerador falhando para iluminar um terreno vazio. Eu vendia dez tigelas numa tarde e jogava fora o arroz que sobrava. Parecia o fim.</w:t>
       </w:r>
     </w:p>
     <w:p>
@@ -1228,59 +1228,20 @@
         <w:rPr>
           <w:smallCaps/>
         </w:rPr>
-        <w:t xml:space="preserve">Às três da manhã,</w:t>
+        <w:t xml:space="preserve">Voltamos de Okinawa em</w:t>
       </w:r>
       <w:r>
-        <w:t xml:space="preserve"> na fábrica de marmitas, o arroz chegava numa esteira ainda soltando vapor.</w:t>
+        <w:t xml:space="preserve"> setembro com a dívida no bolso e a COVID no corpo.</w:t>
       </w:r>
     </w:p>
     <w:p>
       <w:r>
-        <w:t xml:space="preserve">Era o meu arubaito, o bico, o trabalho temporário que dava para pegar de um dia para o outro sem entrevista. Três noites por semana, das dez da noite às seis da manhã, de touca, máscara, avental e luvas de plástico, numa linha de senhoras japonesas e brasileiras que montavam os bentō das lojas de conveniência para o dia seguinte. Cada uma punha uma coisa. Eu punha o ovo. Um pedaço de omelete doce, amarelo, retangular, no canto esquerdo de cada caixinha, milhares de vezes por noite, até o ovo ficar pesado na mão.</w:t>
+        <w:t xml:space="preserve">Eu primeiro, depois ele, com dois dias de diferença. A febre começou na semana da volta, com as malas ainda fechadas no corredor, e veio como uma parede. O hokenjo, o centro de saúde da prefeitura, ligava todo dia de manhã para perguntar a temperatura e a oxigenação, e deixou na porta do apartamento uma caixa de papelão com arroz instantâneo, água, macarrão de copo e um oxímetro pequenininho, do tamanho de um prendedor de roupa, que a gente prendia no dedo e olhava como quem olha um oráculo.</w:t>
       </w:r>
     </w:p>
     <w:p>
       <w:r>
-        <w:t xml:space="preserve">Tinha voltado para a linha. Só que agora de noite.</w:t>
-      </w:r>
-    </w:p>
-    <w:p>
-      <w:r>
-        <w:t xml:space="preserve">A gente estava fora da fábrica fazia mais de seis meses, sem seguro-desemprego, com a dívida de Okinawa no bolso e uma coisa nova que o Kousuke chamava de oportunidade e que eu chamava, em silêncio, de mais uma. O mercado imobiliário. Ele tinha começado a trabalhar como corretor, atendendo brasileiros que queriam comprar casa no Japão, e passava os dias explicando papel para gente que não entendia papel: comprovante de renda, comprovante de imposto, atestado de residência, tudo com nome em japonês, tudo com prazo. Ele era bom nisso. Mas vender, para quem nunca vendeu, é difícil. Os meses passavam, e ninguém assinava nada.</w:t>
-      </w:r>
-    </w:p>
-    <w:p>
-      <w:r>
-        <w:t xml:space="preserve">Então fazíamos o que aparecia. Eu, a fábrica de marmitas. Ele, carregamento de caminhão num depósito aos sábados. Chegávamos em casa em horários trocados e deixávamos recado um para o outro colado na porta da geladeira, como dois colegas de turno.</w:t>
-      </w:r>
-    </w:p>
-    <w:p>
-      <w:pPr>
-        <w:keepNext/>
-        <w:spacing w:before="200" w:after="200"/>
-        <w:ind w:firstLine="0"/>
-        <w:jc w:val="center"/>
-      </w:pPr>
-      <w:r>
-        <w:t xml:space="preserve">*   *   *</w:t>
-      </w:r>
-    </w:p>
-    <w:p>
-      <w:pPr>
-        <w:ind w:firstLine="0"/>
-      </w:pPr>
-      <w:r>
-        <w:t xml:space="preserve">Em setembro, os dois pegaram COVID.</w:t>
-      </w:r>
-    </w:p>
-    <w:p>
-      <w:r>
-        <w:t xml:space="preserve">Eu primeiro, depois ele, com dois dias de diferença. A febre veio como uma parede. O hokenjo, o centro de saúde da prefeitura, ligava todo dia de manhã para perguntar a temperatura e a oxigenação, e deixou na porta do apartamento uma caixa de papelão com arroz instantâneo, água, macarrão de copo e um oxímetro pequenininho, do tamanho de um prendedor de roupa, que a gente prendia no dedo e olhava como quem olha um oráculo.</w:t>
-      </w:r>
-    </w:p>
-    <w:p>
-      <w:r>
-        <w:t xml:space="preserve">Os números desceram. Os meus, depois os dele. Houve uma noite em que eu acordei sem ar, com o peito pesado como se tivesse uma pessoa sentada em cima, e prendi o oxímetro no dedo no escuro e vi o número piscar, e descer, e piscar. O Kousuke estava ao meu lado, pior do que eu, respirando curto, dormindo um sono ruim. As meninas estavam no quarto delas, com uma amiga da igreja que passava deixando comida no genkan e conversando com elas pela porta fechada.</w:t>
+        <w:t xml:space="preserve">Os números desceram. Os meus, depois os dele. Houve uma noite em que eu acordei sem ar, com o peito pesado como se tivesse uma pessoa sentada em cima, e prendi o oxímetro no dedo no escuro e vi o número piscar, e descer, e piscar. O Kousuke estava ao meu lado, pior do que eu, respirando curto, dormindo um sono ruim. As meninas estavam no quarto delas. Quem segurou a casa naqueles dias foram os amigos. Uma amiga da igreja deixava comida no genkan e conversava com as meninas pela porta fechada. Um casal da cidade fazia as compras e mandava foto da nota pelo celular. Alguém que eu mal conhecia deixou na porta um saco de laranjas com um bilhete em português: "Melhoras."</w:t>
       </w:r>
     </w:p>
     <w:p>
@@ -1314,7 +1275,7 @@
     </w:p>
     <w:p>
       <w:r>
-        <w:t xml:space="preserve">Tinha vindo do Brasil assim que soube, com o visto que ainda valia, depois de uma quarentena que passou num hotel perto do aeroporto, reclamando da comida, por mensagem, três vezes por dia. Chegou de máscara dupla, com a mesma mala azul amarrada com fita vermelha, e antes de tirar o sapato no genkan já estava perguntando onde eu guardava a panela grande.</w:t>
+        <w:t xml:space="preserve">Tinha vindo do Brasil assim que soube, para cuidar das meninas, com o visto que ainda valia, depois de uma quarentena que passou num hotel perto do aeroporto, reclamando da comida, por mensagem, três vezes por dia. Chegou de máscara dupla, com a mesma mala azul amarrada com fita vermelha, e antes de tirar o sapato no genkan já estava perguntando onde eu guardava a panela grande.</w:t>
       </w:r>
     </w:p>
     <w:p>
@@ -1363,12 +1324,51 @@
         <w:ind w:firstLine="0"/>
       </w:pPr>
       <w:r>
+        <w:t xml:space="preserve">Quando consegui ficar em pé, voltei para a linha.</w:t>
+      </w:r>
+    </w:p>
+    <w:p>
+      <w:r>
+        <w:t xml:space="preserve">Às três da manhã, na fábrica de marmitas, o arroz chegava numa esteira ainda soltando vapor.</w:t>
+      </w:r>
+    </w:p>
+    <w:p>
+      <w:r>
+        <w:t xml:space="preserve">Era o meu arubaito, o bico, o trabalho temporário que dava para pegar de um dia para o outro sem entrevista. Três noites por semana, das dez da noite às seis da manhã, de touca, máscara, avental e luvas de plástico, numa linha de senhoras japonesas e brasileiras que montavam os bentō das lojas de conveniência para o dia seguinte. Cada uma punha uma coisa. Eu punha o ovo. Um pedaço de omelete doce, amarelo, retangular, no canto esquerdo de cada caixinha, milhares de vezes por noite, até o ovo ficar pesado na mão.</w:t>
+      </w:r>
+    </w:p>
+    <w:p>
+      <w:r>
+        <w:t xml:space="preserve">A gente estava fora da fábrica fazia mais de seis meses, sem seguro-desemprego, com a dívida de Okinawa no bolso e nenhuma ideia nova. Quer dizer: o Kousuke tinha uma. Passava as noites estudando o mercado imobiliário, os bancos, os documentos que um estrangeiro precisava para comprar uma casa no Japão, e falava daquilo como oportunidade. Eu chamava, em silêncio, de mais uma. Minha mãe, que ainda estava com a gente, ouvia os dois da cozinha e não dava opinião, o que nela era uma opinião.</w:t>
+      </w:r>
+    </w:p>
+    <w:p>
+      <w:r>
+        <w:t xml:space="preserve">Então fazíamos o que aparecia. Eu, a fábrica de marmitas. Ele, carregamento de caminhão num depósito aos sábados. Chegávamos em casa em horários trocados e deixávamos recado um para o outro colado na porta da geladeira, como dois colegas de turno.</w:t>
+      </w:r>
+    </w:p>
+    <w:p>
+      <w:pPr>
+        <w:keepNext/>
+        <w:spacing w:before="200" w:after="200"/>
+        <w:ind w:firstLine="0"/>
+        <w:jc w:val="center"/>
+      </w:pPr>
+      <w:r>
+        <w:t xml:space="preserve">*   *   *</w:t>
+      </w:r>
+    </w:p>
+    <w:p>
+      <w:pPr>
+        <w:ind w:firstLine="0"/>
+      </w:pPr>
+      <w:r>
         <w:t xml:space="preserve">Em dezembro, quando todos já estavam em pé, a gente foi com ela para o Brasil.</w:t>
       </w:r>
     </w:p>
     <w:p>
       <w:r>
-        <w:t xml:space="preserve">Era para ser um mês. Virou três, com voos cancelados, testes, regras que mudavam de uma semana para a outra. O Kousuke trabalhou de lá mesmo, pelo celular, atendendo cliente em horário japonês, de madrugada, na varanda da casa da minha mãe. Meu pai apareceu uma vez, num domingo, de ônibus, com um pacote de bolacha de água e sal para as meninas e a camisa com um botão a mais aberto. Ficou uma hora na varanda, contou a baleia para as meninas, que já sabiam de cor e deixaram ele contar, e foi embora antes do almoço, porque minha mãe estava na cozinha. Eu andava pelo Rio, na casa de parentes, com uma mistura de alívio e de coisa presa que eu não sabia o que era. Num dia nublado, no mirante do Leblon, discuti com o Kousuke por uma bobagem, alguma coisa sobre horário, e depois fiquei olhando o mar batendo nas pedras com raiva de mim mesma, do meu pavio curto, da minha pressa de querer o amanhã hoje.</w:t>
+        <w:t xml:space="preserve">Era para ser um mês. Virou três: veio uma variante nova, as fronteiras e os aeroportos foram fechando, os voos foram cancelados um atrás do outro, e as regras de entrada mudavam de uma semana para a outra. O Kousuke trabalhou de lá mesmo, pelo celular, atendendo cliente em horário japonês, de madrugada, na varanda da casa da minha mãe. Meu pai apareceu uma vez, num domingo, de ônibus, com um pacote de bolacha de água e sal para as meninas e a camisa com um botão a mais aberto. Ficou uma hora na varanda, contou a baleia para as meninas, que já sabiam de cor e deixaram ele contar, e foi embora antes do almoço, porque minha mãe estava na cozinha. Eu andava pelo Rio, na casa de parentes, com uma mistura de alívio e de coisa presa que eu não sabia o que era. Num dia nublado, no mirante do Leblon, discuti com o Kousuke por uma bobagem, alguma coisa sobre horário, e depois fiquei olhando o mar batendo nas pedras com raiva de mim mesma, do meu pavio curto, da minha pressa de querer o amanhã hoje.</w:t>
       </w:r>
     </w:p>
     <w:p>
@@ -1557,7 +1557,7 @@
     </w:p>
     <w:p>
       <w:r>
-        <w:t xml:space="preserve">E, na volta, em março, ficamos presos na Alemanha.</w:t>
+        <w:t xml:space="preserve">E, na volta, em março, ficamos dois dias presos na Alemanha.</w:t>
       </w:r>
     </w:p>
     <w:p>
@@ -1583,6 +1583,11 @@
     <w:p>
       <w:r>
         <w:t xml:space="preserve">Eu não sabia. Balancei a cabeça e continuei rindo, baixinho, para não acordar as meninas, até sentir as lágrimas descerem por dentro da máscara.</w:t>
+      </w:r>
+    </w:p>
+    <w:p>
+      <w:r>
+        <w:t xml:space="preserve">No dia seguinte, com o teste feito e o resultado prometido para a noite, a gente fez o que dava para fazer. Guardou as malas, pegou um trem para a cidade e andou. Comemos salsicha de pé numa barraquinha, com mostarda escorrendo nos dedos. As meninas, de gorro, correram atrás dos pombos numa praça de pedra. O Kousuke tirou uma foto das meninas na frente de uma igreja cujo nome nenhum de nós sabia. Na foto, a Ayumi está de gorro torto e a Mity com a mão esticada para um pombo que já tinha ido embora.</w:t>
       </w:r>
     </w:p>
     <w:p>
@@ -1679,7 +1684,7 @@
           <w:sz w:val="22"/>
           <w:szCs w:val="22"/>
         </w:rPr>
-        <w:t xml:space="preserve">Depois veio a rampa da Pedra Bonita, e eu corri para o nada. E veio a noite presa num aeroporto da Alemanha, as meninas dormindo em cima das malas, e aquele riso que subiu de baixo, sem motivo. Hoje eu sei o motivo: eu estava viva, com as pessoas que eu amo, e nada daquilo cabia numa planilha.</w:t>
+        <w:t xml:space="preserve">Depois veio a rampa da Pedra Bonita, e eu corri para o nada. E vieram os dois dias presos na Alemanha, as meninas dormindo em cima das malas, aquele riso que subiu de baixo, sem motivo, e uma praça de pedra que não estava em plano nenhum. Hoje eu sei o motivo: eu estava viva, com as pessoas que eu amo, e nada daquilo cabia numa planilha.</w:t>
       </w:r>
     </w:p>
     <w:p>
@@ -1802,7 +1807,7 @@
         <w:ind w:firstLine="0"/>
       </w:pPr>
       <w:r>
-        <w:t xml:space="preserve">Quando a gente voltou da Alemanha, o Kousuke decidiu que ia trabalhar como corretor sozinho, por conta própria, e eu decidi, sem que ninguém pedisse, que ia ajudar.</w:t>
+        <w:t xml:space="preserve">Quando a gente voltou da Alemanha, o Kousuke decidiu que era a hora do mercado imobiliário: ia trabalhar como corretor, por conta própria, e eu decidi, sem que ninguém pedisse, que ia ajudar.</w:t>
       </w:r>
     </w:p>
     <w:p>
@@ -1841,7 +1846,7 @@
         <w:ind w:firstLine="0"/>
       </w:pPr>
       <w:r>
-        <w:t xml:space="preserve">Três semanas depois de voltar, com as malas ainda abertas no corredor, eu descobri que estava grávida da terceira. Pelas contas da médica, ela tinha vindo com a gente do Brasil. Tinha atravessado a COVID na Bahia e a noite no aeroporto da Alemanha sem que ninguém soubesse, nem eu.</w:t>
+        <w:t xml:space="preserve">Logo que chegamos, com as malas ainda abertas no corredor, eu descobri que estava grávida da terceira. Pelas contas da médica, ela tinha vindo com a gente do Brasil. Tinha atravessado a COVID na Bahia e a noite no aeroporto da Alemanha sem que ninguém soubesse, nem eu.</w:t>
       </w:r>
     </w:p>
     <w:p>
